--- a/reports/project_report.docx
+++ b/reports/project_report.docx
@@ -148,7 +148,7 @@
           <w:color w:val="1A1A1A"/>
           <w:sz w:val="22"/>
         </w:rPr>
-        <w:t>Repository: github.com/mohameddribika/mlops_project</w:t>
+        <w:t>Repository: github.com/mohameddribika/mlops_project_azure</w:t>
       </w:r>
     </w:p>
     <w:p/>
@@ -4168,7 +4168,7 @@
                 <w:sz w:val="17"/>
                 <w:shd w:val="clear" w:color="auto" w:fill="F1F1F1"/>
               </w:rPr>
-              <w:t>github.com/mohameddribika/mlops_project</w:t>
+              <w:t>github.com/mohameddribika/mlops_project_azure</w:t>
             </w:r>
           </w:p>
         </w:tc>
